--- a/03_Outputs/final scripts/pt/Module 6/6.0.0-pt.docx
+++ b/03_Outputs/final scripts/pt/Module 6/6.0.0-pt.docx
@@ -14,7 +14,7 @@
     </w:p>
     <w:p>
       <w:r>
-        <w:t xml:space="preserve">Começamos mapeando toda a cadeia de energia—produção, distribuição e uso—para revelar onde as emissões surgem e onde estão as maiores oportunidades de redução. Examinamos geração de energia, transporte, indústria, edifícios e uso da terra, mostrando como a dependência enraizada de combustíveis fósseis, ativos de longa duração e subsídios criam um aprisionamento de carbono e por que uma transição justa com proteções sociais é essencial.  </w:t>
+        <w:t xml:space="preserve">Começamos mapeando toda a cadeia de energia—produção, distribuição e uso—para revelar onde as emissões surgem e onde existem as maiores oportunidades de redução. Examinamos geração de energia, transporte, indústria, edifícios e uso da terra, mostrando como a dependência enraizada de combustíveis fósseis, ativos de longa duração e subsídios criam um aprisionamento de carbono e por que uma transição justa com proteções sociais é essencial.  </w:t>
       </w:r>
     </w:p>
     <w:p>
